--- a/03-Communication-and-Teamwork/Meetings/Minutes/Team-Meetings/Meeting Minutes 2025-05-15 (Team).docx
+++ b/03-Communication-and-Teamwork/Meetings/Minutes/Team-Meetings/Meeting Minutes 2025-05-15 (Team).docx
@@ -1166,7 +1166,6 @@
           <w:rFonts w:ascii="Calibri" w:hAnsi="Calibri" w:cs="Calibri"/>
           <w:b/>
         </w:rPr>
-        <w:lastRenderedPageBreak/>
         <w:t>Agenda</w:t>
       </w:r>
     </w:p>
@@ -1672,8 +1671,8 @@
       </w:tblPr>
       <w:tblGrid>
         <w:gridCol w:w="540"/>
-        <w:gridCol w:w="5400"/>
-        <w:gridCol w:w="1530"/>
+        <w:gridCol w:w="3996"/>
+        <w:gridCol w:w="2934"/>
         <w:gridCol w:w="2520"/>
       </w:tblGrid>
       <w:tr>
@@ -1700,7 +1699,7 @@
         </w:tc>
         <w:tc>
           <w:tcPr>
-            <w:tcW w:w="5400" w:type="dxa"/>
+            <w:tcW w:w="3996" w:type="dxa"/>
             <w:shd w:val="clear" w:color="auto" w:fill="D9D9D9"/>
           </w:tcPr>
           <w:p>
@@ -1721,7 +1720,7 @@
         </w:tc>
         <w:tc>
           <w:tcPr>
-            <w:tcW w:w="1530" w:type="dxa"/>
+            <w:tcW w:w="2934" w:type="dxa"/>
             <w:shd w:val="clear" w:color="auto" w:fill="D9D9D9"/>
           </w:tcPr>
           <w:p>
@@ -1783,15 +1782,21 @@
         </w:tc>
         <w:tc>
           <w:tcPr>
-            <w:tcW w:w="5400" w:type="dxa"/>
-            <w:vAlign w:val="center"/>
-          </w:tcPr>
-          <w:p>
-            <w:pPr>
-              <w:rPr>
-                <w:rFonts w:ascii="Calibri" w:hAnsi="Calibri" w:cs="Calibri"/>
-              </w:rPr>
-            </w:pPr>
+            <w:tcW w:w="3996" w:type="dxa"/>
+            <w:vAlign w:val="center"/>
+          </w:tcPr>
+          <w:p>
+            <w:pPr>
+              <w:rPr>
+                <w:rFonts w:ascii="Calibri" w:hAnsi="Calibri" w:cs="Calibri"/>
+              </w:rPr>
+            </w:pPr>
+            <w:r>
+              <w:rPr>
+                <w:rFonts w:ascii="Calibri" w:hAnsi="Calibri" w:cs="Calibri"/>
+              </w:rPr>
+              <w:t xml:space="preserve">Setting Up </w:t>
+            </w:r>
             <w:proofErr w:type="spellStart"/>
             <w:r>
               <w:rPr>
@@ -1804,26 +1809,26 @@
               <w:rPr>
                 <w:rFonts w:ascii="Calibri" w:hAnsi="Calibri" w:cs="Calibri"/>
               </w:rPr>
-              <w:t xml:space="preserve"> Server</w:t>
-            </w:r>
-          </w:p>
-        </w:tc>
-        <w:tc>
-          <w:tcPr>
-            <w:tcW w:w="1530" w:type="dxa"/>
-            <w:vAlign w:val="center"/>
-          </w:tcPr>
-          <w:p>
-            <w:pPr>
-              <w:rPr>
-                <w:rFonts w:ascii="Calibri" w:hAnsi="Calibri" w:cs="Calibri"/>
-              </w:rPr>
-            </w:pPr>
-            <w:r>
-              <w:rPr>
-                <w:rFonts w:ascii="Calibri" w:hAnsi="Calibri" w:cs="Calibri"/>
-              </w:rPr>
-              <w:t>Win</w:t>
+              <w:t xml:space="preserve"> NTP </w:t>
+            </w:r>
+          </w:p>
+        </w:tc>
+        <w:tc>
+          <w:tcPr>
+            <w:tcW w:w="2934" w:type="dxa"/>
+            <w:vAlign w:val="center"/>
+          </w:tcPr>
+          <w:p>
+            <w:pPr>
+              <w:rPr>
+                <w:rFonts w:ascii="Calibri" w:hAnsi="Calibri" w:cs="Calibri"/>
+              </w:rPr>
+            </w:pPr>
+            <w:r>
+              <w:rPr>
+                <w:rFonts w:ascii="Calibri" w:hAnsi="Calibri" w:cs="Calibri"/>
+              </w:rPr>
+              <w:t>Win Phyo</w:t>
             </w:r>
           </w:p>
         </w:tc>
@@ -1842,7 +1847,7 @@
               <w:rPr>
                 <w:rFonts w:ascii="Calibri" w:hAnsi="Calibri" w:cs="Calibri"/>
               </w:rPr>
-              <w:t>15/05/2025</w:t>
+              <w:t>Completed</w:t>
             </w:r>
           </w:p>
         </w:tc>
@@ -1868,52 +1873,48 @@
         </w:tc>
         <w:tc>
           <w:tcPr>
-            <w:tcW w:w="5400" w:type="dxa"/>
-            <w:vAlign w:val="center"/>
-          </w:tcPr>
-          <w:p>
-            <w:pPr>
-              <w:rPr>
-                <w:rFonts w:ascii="Calibri" w:hAnsi="Calibri" w:cs="Calibri"/>
-              </w:rPr>
-            </w:pPr>
-            <w:r>
-              <w:rPr>
-                <w:rFonts w:ascii="Calibri" w:hAnsi="Calibri" w:cs="Calibri"/>
-              </w:rPr>
-              <w:t>Analy</w:t>
-            </w:r>
-            <w:r>
-              <w:rPr>
-                <w:rFonts w:ascii="Calibri" w:hAnsi="Calibri" w:cs="Calibri"/>
-              </w:rPr>
-              <w:t>s</w:t>
-            </w:r>
-            <w:r>
-              <w:rPr>
-                <w:rFonts w:ascii="Calibri" w:hAnsi="Calibri" w:cs="Calibri"/>
-              </w:rPr>
-              <w:t>ing mock data</w:t>
-            </w:r>
-          </w:p>
-        </w:tc>
-        <w:tc>
-          <w:tcPr>
-            <w:tcW w:w="1530" w:type="dxa"/>
-            <w:vAlign w:val="center"/>
-          </w:tcPr>
-          <w:p>
-            <w:pPr>
-              <w:rPr>
-                <w:rFonts w:ascii="Calibri" w:hAnsi="Calibri" w:cs="Calibri"/>
-              </w:rPr>
-            </w:pPr>
-            <w:r>
-              <w:rPr>
-                <w:rFonts w:ascii="Calibri" w:hAnsi="Calibri" w:cs="Calibri"/>
-              </w:rPr>
-              <w:t>IPv6 Team</w:t>
-            </w:r>
+            <w:tcW w:w="3996" w:type="dxa"/>
+            <w:vAlign w:val="center"/>
+          </w:tcPr>
+          <w:p>
+            <w:pPr>
+              <w:rPr>
+                <w:rFonts w:ascii="Calibri" w:hAnsi="Calibri" w:cs="Calibri"/>
+              </w:rPr>
+            </w:pPr>
+            <w:r>
+              <w:rPr>
+                <w:rFonts w:ascii="Calibri" w:hAnsi="Calibri" w:cs="Calibri"/>
+              </w:rPr>
+              <w:t>Sample Graphing Mock Data</w:t>
+            </w:r>
+          </w:p>
+        </w:tc>
+        <w:tc>
+          <w:tcPr>
+            <w:tcW w:w="2934" w:type="dxa"/>
+            <w:vAlign w:val="center"/>
+          </w:tcPr>
+          <w:p>
+            <w:pPr>
+              <w:rPr>
+                <w:rFonts w:ascii="Calibri" w:hAnsi="Calibri" w:cs="Calibri"/>
+              </w:rPr>
+            </w:pPr>
+            <w:r>
+              <w:rPr>
+                <w:rFonts w:ascii="Calibri" w:hAnsi="Calibri" w:cs="Calibri"/>
+              </w:rPr>
+              <w:t xml:space="preserve">Charmi, Kylie, Larissa, </w:t>
+            </w:r>
+            <w:proofErr w:type="spellStart"/>
+            <w:r>
+              <w:rPr>
+                <w:rFonts w:ascii="Calibri" w:hAnsi="Calibri" w:cs="Calibri"/>
+              </w:rPr>
+              <w:t>Zaf</w:t>
+            </w:r>
+            <w:proofErr w:type="spellEnd"/>
           </w:p>
         </w:tc>
         <w:tc>
@@ -1931,7 +1932,7 @@
               <w:rPr>
                 <w:rFonts w:ascii="Calibri" w:hAnsi="Calibri" w:cs="Calibri"/>
               </w:rPr>
-              <w:t>15/05/2025</w:t>
+              <w:t>Extended</w:t>
             </w:r>
           </w:p>
         </w:tc>
@@ -1957,7 +1958,7 @@
         </w:tc>
         <w:tc>
           <w:tcPr>
-            <w:tcW w:w="5400" w:type="dxa"/>
+            <w:tcW w:w="3996" w:type="dxa"/>
             <w:vAlign w:val="center"/>
           </w:tcPr>
           <w:p>
@@ -1976,20 +1977,20 @@
         </w:tc>
         <w:tc>
           <w:tcPr>
-            <w:tcW w:w="1530" w:type="dxa"/>
-            <w:vAlign w:val="center"/>
-          </w:tcPr>
-          <w:p>
-            <w:pPr>
-              <w:rPr>
-                <w:rFonts w:ascii="Calibri" w:hAnsi="Calibri" w:cs="Calibri"/>
-              </w:rPr>
-            </w:pPr>
-            <w:r>
-              <w:rPr>
-                <w:rFonts w:ascii="Calibri" w:hAnsi="Calibri" w:cs="Calibri"/>
-              </w:rPr>
-              <w:t>Thomas</w:t>
+            <w:tcW w:w="2934" w:type="dxa"/>
+            <w:vAlign w:val="center"/>
+          </w:tcPr>
+          <w:p>
+            <w:pPr>
+              <w:rPr>
+                <w:rFonts w:ascii="Calibri" w:hAnsi="Calibri" w:cs="Calibri"/>
+              </w:rPr>
+            </w:pPr>
+            <w:r>
+              <w:rPr>
+                <w:rFonts w:ascii="Calibri" w:hAnsi="Calibri" w:cs="Calibri"/>
+              </w:rPr>
+              <w:t>Nathan, Win, Thomas</w:t>
             </w:r>
           </w:p>
         </w:tc>
@@ -2008,7 +2009,7 @@
               <w:rPr>
                 <w:rFonts w:ascii="Calibri" w:hAnsi="Calibri" w:cs="Calibri"/>
               </w:rPr>
-              <w:t>15/05/2025</w:t>
+              <w:t>Completed</w:t>
             </w:r>
           </w:p>
         </w:tc>
@@ -2034,7 +2035,7 @@
         </w:tc>
         <w:tc>
           <w:tcPr>
-            <w:tcW w:w="5400" w:type="dxa"/>
+            <w:tcW w:w="3996" w:type="dxa"/>
             <w:vAlign w:val="center"/>
           </w:tcPr>
           <w:p>
@@ -2053,20 +2054,20 @@
         </w:tc>
         <w:tc>
           <w:tcPr>
-            <w:tcW w:w="1530" w:type="dxa"/>
-            <w:vAlign w:val="center"/>
-          </w:tcPr>
-          <w:p>
-            <w:pPr>
-              <w:rPr>
-                <w:rFonts w:ascii="Calibri" w:hAnsi="Calibri" w:cs="Calibri"/>
-              </w:rPr>
-            </w:pPr>
-            <w:r>
-              <w:rPr>
-                <w:rFonts w:ascii="Calibri" w:hAnsi="Calibri" w:cs="Calibri"/>
-              </w:rPr>
-              <w:t>Kylie</w:t>
+            <w:tcW w:w="2934" w:type="dxa"/>
+            <w:vAlign w:val="center"/>
+          </w:tcPr>
+          <w:p>
+            <w:pPr>
+              <w:rPr>
+                <w:rFonts w:ascii="Calibri" w:hAnsi="Calibri" w:cs="Calibri"/>
+              </w:rPr>
+            </w:pPr>
+            <w:r>
+              <w:rPr>
+                <w:rFonts w:ascii="Calibri" w:hAnsi="Calibri" w:cs="Calibri"/>
+              </w:rPr>
+              <w:t xml:space="preserve">Nathan, Win, Thomas </w:t>
             </w:r>
           </w:p>
         </w:tc>
@@ -2085,7 +2086,7 @@
               <w:rPr>
                 <w:rFonts w:ascii="Calibri" w:hAnsi="Calibri" w:cs="Calibri"/>
               </w:rPr>
-              <w:t>15/05/2025</w:t>
+              <w:t>Extended</w:t>
             </w:r>
           </w:p>
         </w:tc>
@@ -2321,6 +2322,245 @@
           </w:p>
         </w:tc>
       </w:tr>
+      <w:tr>
+        <w:tc>
+          <w:tcPr>
+            <w:tcW w:w="540" w:type="dxa"/>
+          </w:tcPr>
+          <w:p>
+            <w:pPr>
+              <w:numPr>
+                <w:ilvl w:val="0"/>
+                <w:numId w:val="21"/>
+              </w:numPr>
+              <w:ind w:left="346"/>
+              <w:rPr>
+                <w:rFonts w:ascii="Calibri" w:hAnsi="Calibri" w:cs="Calibri"/>
+              </w:rPr>
+            </w:pPr>
+          </w:p>
+        </w:tc>
+        <w:tc>
+          <w:tcPr>
+            <w:tcW w:w="9450" w:type="dxa"/>
+            <w:vAlign w:val="center"/>
+          </w:tcPr>
+          <w:p>
+            <w:pPr>
+              <w:rPr>
+                <w:rFonts w:ascii="Calibri" w:hAnsi="Calibri" w:cs="Calibri"/>
+              </w:rPr>
+            </w:pPr>
+            <w:r>
+              <w:rPr>
+                <w:rFonts w:ascii="Calibri" w:hAnsi="Calibri" w:cs="Calibri"/>
+              </w:rPr>
+              <w:t>Proposal Feedback Recapping to start working on the Midterm review status report</w:t>
+            </w:r>
+          </w:p>
+          <w:p>
+            <w:pPr>
+              <w:rPr>
+                <w:rFonts w:ascii="Calibri" w:hAnsi="Calibri" w:cs="Calibri"/>
+                <w:b/>
+                <w:bCs/>
+              </w:rPr>
+            </w:pPr>
+            <w:r>
+              <w:rPr>
+                <w:rFonts w:ascii="Calibri" w:hAnsi="Calibri" w:cs="Calibri"/>
+                <w:b/>
+                <w:bCs/>
+              </w:rPr>
+              <w:t xml:space="preserve">Recalling Proposal Feedback from Mentor and Moderator: </w:t>
+            </w:r>
+          </w:p>
+          <w:p>
+            <w:pPr>
+              <w:numPr>
+                <w:ilvl w:val="0"/>
+                <w:numId w:val="28"/>
+              </w:numPr>
+              <w:rPr>
+                <w:rFonts w:ascii="Calibri" w:hAnsi="Calibri" w:cs="Calibri"/>
+                <w:lang w:bidi="ar-SA"/>
+              </w:rPr>
+            </w:pPr>
+            <w:r>
+              <w:rPr>
+                <w:rFonts w:ascii="Calibri" w:hAnsi="Calibri" w:cs="Calibri"/>
+                <w:lang w:bidi="ar-SA"/>
+              </w:rPr>
+              <w:t>Follow STLC methodology phases as it is,</w:t>
+            </w:r>
+          </w:p>
+          <w:p>
+            <w:pPr>
+              <w:numPr>
+                <w:ilvl w:val="0"/>
+                <w:numId w:val="28"/>
+              </w:numPr>
+              <w:rPr>
+                <w:rFonts w:ascii="Calibri" w:hAnsi="Calibri" w:cs="Calibri"/>
+                <w:lang w:bidi="ar-SA"/>
+              </w:rPr>
+            </w:pPr>
+            <w:r>
+              <w:rPr>
+                <w:rFonts w:ascii="Calibri" w:hAnsi="Calibri" w:cs="Calibri"/>
+                <w:lang w:bidi="ar-SA"/>
+              </w:rPr>
+              <w:t>Ensure the Schedule shows the iteration or some sort of way to tell that we would go back and forth through the phases,</w:t>
+            </w:r>
+          </w:p>
+          <w:p>
+            <w:pPr>
+              <w:numPr>
+                <w:ilvl w:val="0"/>
+                <w:numId w:val="28"/>
+              </w:numPr>
+              <w:rPr>
+                <w:rFonts w:ascii="Calibri" w:hAnsi="Calibri" w:cs="Calibri"/>
+                <w:lang w:bidi="ar-SA"/>
+              </w:rPr>
+            </w:pPr>
+            <w:r>
+              <w:rPr>
+                <w:rFonts w:ascii="Calibri" w:hAnsi="Calibri" w:cs="Calibri"/>
+                <w:lang w:bidi="ar-SA"/>
+              </w:rPr>
+              <w:t>Ensure that the Gantt Chart incorporates the technical aspect in all phases in Entry/ Exit Criteria,</w:t>
+            </w:r>
+          </w:p>
+          <w:p>
+            <w:pPr>
+              <w:numPr>
+                <w:ilvl w:val="0"/>
+                <w:numId w:val="28"/>
+              </w:numPr>
+              <w:rPr>
+                <w:rFonts w:ascii="Calibri" w:hAnsi="Calibri" w:cs="Calibri"/>
+                <w:lang w:bidi="ar-SA"/>
+              </w:rPr>
+            </w:pPr>
+            <w:r>
+              <w:rPr>
+                <w:rFonts w:ascii="Calibri" w:hAnsi="Calibri" w:cs="Calibri"/>
+                <w:lang w:bidi="ar-SA"/>
+              </w:rPr>
+              <w:t xml:space="preserve">The schedule </w:t>
+            </w:r>
+            <w:r>
+              <w:rPr>
+                <w:rFonts w:ascii="Calibri" w:hAnsi="Calibri" w:cs="Calibri"/>
+              </w:rPr>
+              <w:t>should have</w:t>
+            </w:r>
+            <w:r>
+              <w:rPr>
+                <w:rFonts w:ascii="Calibri" w:hAnsi="Calibri" w:cs="Calibri"/>
+                <w:lang w:bidi="ar-SA"/>
+              </w:rPr>
+              <w:t xml:space="preserve"> the execution phase started before the end of first trimester,</w:t>
+            </w:r>
+          </w:p>
+          <w:p>
+            <w:pPr>
+              <w:numPr>
+                <w:ilvl w:val="0"/>
+                <w:numId w:val="28"/>
+              </w:numPr>
+              <w:rPr>
+                <w:rFonts w:ascii="Calibri" w:hAnsi="Calibri" w:cs="Calibri"/>
+                <w:lang w:bidi="ar-SA"/>
+              </w:rPr>
+            </w:pPr>
+            <w:r>
+              <w:rPr>
+                <w:rFonts w:ascii="Calibri" w:hAnsi="Calibri" w:cs="Calibri"/>
+                <w:lang w:bidi="ar-SA"/>
+              </w:rPr>
+              <w:t>Suggestion: While IPv4 does the execution, IPv6 can be upskilling. Vice versa.,</w:t>
+            </w:r>
+          </w:p>
+          <w:p>
+            <w:pPr>
+              <w:numPr>
+                <w:ilvl w:val="0"/>
+                <w:numId w:val="28"/>
+              </w:numPr>
+              <w:rPr>
+                <w:rFonts w:ascii="Calibri" w:hAnsi="Calibri" w:cs="Calibri"/>
+                <w:lang w:bidi="ar-SA"/>
+              </w:rPr>
+            </w:pPr>
+            <w:r>
+              <w:rPr>
+                <w:rFonts w:ascii="Calibri" w:hAnsi="Calibri" w:cs="Calibri"/>
+                <w:lang w:bidi="ar-SA"/>
+              </w:rPr>
+              <w:t xml:space="preserve">Some of the out of scope are </w:t>
+            </w:r>
+            <w:r>
+              <w:rPr>
+                <w:rFonts w:ascii="Calibri" w:hAnsi="Calibri" w:cs="Calibri"/>
+              </w:rPr>
+              <w:t>within</w:t>
+            </w:r>
+            <w:r>
+              <w:rPr>
+                <w:rFonts w:ascii="Calibri" w:hAnsi="Calibri" w:cs="Calibri"/>
+                <w:lang w:bidi="ar-SA"/>
+              </w:rPr>
+              <w:t xml:space="preserve"> the scope (Assuming some of bullet points listed in the slide)</w:t>
+            </w:r>
+          </w:p>
+        </w:tc>
+      </w:tr>
+      <w:tr>
+        <w:tc>
+          <w:tcPr>
+            <w:tcW w:w="540" w:type="dxa"/>
+          </w:tcPr>
+          <w:p>
+            <w:pPr>
+              <w:numPr>
+                <w:ilvl w:val="0"/>
+                <w:numId w:val="21"/>
+              </w:numPr>
+              <w:ind w:left="346"/>
+              <w:rPr>
+                <w:rFonts w:ascii="Calibri" w:hAnsi="Calibri" w:cs="Calibri"/>
+              </w:rPr>
+            </w:pPr>
+          </w:p>
+        </w:tc>
+        <w:tc>
+          <w:tcPr>
+            <w:tcW w:w="9450" w:type="dxa"/>
+            <w:vAlign w:val="center"/>
+          </w:tcPr>
+          <w:p>
+            <w:pPr>
+              <w:rPr>
+                <w:rFonts w:ascii="Calibri" w:hAnsi="Calibri" w:cs="Calibri"/>
+              </w:rPr>
+            </w:pPr>
+            <w:r>
+              <w:rPr>
+                <w:rFonts w:ascii="Calibri" w:hAnsi="Calibri" w:cs="Calibri"/>
+              </w:rPr>
+              <w:t xml:space="preserve">Delegated Team members to work on </w:t>
+            </w:r>
+            <w:r>
+              <w:rPr>
+                <w:rFonts w:ascii="Calibri" w:hAnsi="Calibri" w:cs="Calibri"/>
+              </w:rPr>
+              <w:t>Fixing the Proposal Feedback</w:t>
+            </w:r>
+          </w:p>
+        </w:tc>
+      </w:tr>
     </w:tbl>
     <w:p>
       <w:pPr>
@@ -2369,8 +2609,8 @@
       </w:tblPr>
       <w:tblGrid>
         <w:gridCol w:w="540"/>
-        <w:gridCol w:w="5400"/>
-        <w:gridCol w:w="2140"/>
+        <w:gridCol w:w="4847"/>
+        <w:gridCol w:w="2693"/>
         <w:gridCol w:w="1910"/>
       </w:tblGrid>
       <w:tr>
@@ -2397,7 +2637,7 @@
         </w:tc>
         <w:tc>
           <w:tcPr>
-            <w:tcW w:w="5400" w:type="dxa"/>
+            <w:tcW w:w="4847" w:type="dxa"/>
             <w:shd w:val="clear" w:color="auto" w:fill="D9D9D9"/>
           </w:tcPr>
           <w:p>
@@ -2418,7 +2658,7 @@
         </w:tc>
         <w:tc>
           <w:tcPr>
-            <w:tcW w:w="2140" w:type="dxa"/>
+            <w:tcW w:w="2693" w:type="dxa"/>
             <w:shd w:val="clear" w:color="auto" w:fill="D9D9D9"/>
           </w:tcPr>
           <w:p>
@@ -2480,28 +2720,40 @@
         </w:tc>
         <w:tc>
           <w:tcPr>
-            <w:tcW w:w="5400" w:type="dxa"/>
-            <w:vAlign w:val="center"/>
-          </w:tcPr>
-          <w:p>
-            <w:pPr>
-              <w:rPr>
-                <w:rFonts w:ascii="Calibri" w:hAnsi="Calibri" w:cs="Calibri"/>
-              </w:rPr>
-            </w:pPr>
-          </w:p>
-        </w:tc>
-        <w:tc>
-          <w:tcPr>
-            <w:tcW w:w="2140" w:type="dxa"/>
-            <w:vAlign w:val="center"/>
-          </w:tcPr>
-          <w:p>
-            <w:pPr>
-              <w:rPr>
-                <w:rFonts w:ascii="Calibri" w:hAnsi="Calibri" w:cs="Calibri"/>
-              </w:rPr>
-            </w:pPr>
+            <w:tcW w:w="4847" w:type="dxa"/>
+            <w:vAlign w:val="center"/>
+          </w:tcPr>
+          <w:p>
+            <w:pPr>
+              <w:rPr>
+                <w:rFonts w:ascii="Calibri" w:hAnsi="Calibri" w:cs="Calibri"/>
+              </w:rPr>
+            </w:pPr>
+            <w:r>
+              <w:rPr>
+                <w:rFonts w:ascii="Calibri" w:hAnsi="Calibri" w:cs="Calibri"/>
+              </w:rPr>
+              <w:t xml:space="preserve">WBS </w:t>
+            </w:r>
+          </w:p>
+        </w:tc>
+        <w:tc>
+          <w:tcPr>
+            <w:tcW w:w="2693" w:type="dxa"/>
+            <w:vAlign w:val="center"/>
+          </w:tcPr>
+          <w:p>
+            <w:pPr>
+              <w:rPr>
+                <w:rFonts w:ascii="Calibri" w:hAnsi="Calibri" w:cs="Calibri"/>
+              </w:rPr>
+            </w:pPr>
+            <w:r>
+              <w:rPr>
+                <w:rFonts w:ascii="Calibri" w:hAnsi="Calibri" w:cs="Calibri"/>
+              </w:rPr>
+              <w:t xml:space="preserve">Thomas, Win </w:t>
+            </w:r>
           </w:p>
         </w:tc>
         <w:tc>
@@ -2515,6 +2767,328 @@
                 <w:rFonts w:ascii="Calibri" w:hAnsi="Calibri" w:cs="Calibri"/>
               </w:rPr>
             </w:pPr>
+            <w:r>
+              <w:rPr>
+                <w:rFonts w:ascii="Calibri" w:hAnsi="Calibri" w:cs="Calibri"/>
+              </w:rPr>
+              <w:t>22/05/2025</w:t>
+            </w:r>
+          </w:p>
+        </w:tc>
+      </w:tr>
+      <w:tr>
+        <w:tc>
+          <w:tcPr>
+            <w:tcW w:w="540" w:type="dxa"/>
+            <w:vAlign w:val="center"/>
+          </w:tcPr>
+          <w:p>
+            <w:pPr>
+              <w:numPr>
+                <w:ilvl w:val="0"/>
+                <w:numId w:val="20"/>
+              </w:numPr>
+              <w:ind w:left="346"/>
+              <w:rPr>
+                <w:rFonts w:ascii="Calibri" w:hAnsi="Calibri" w:cs="Calibri"/>
+              </w:rPr>
+            </w:pPr>
+          </w:p>
+        </w:tc>
+        <w:tc>
+          <w:tcPr>
+            <w:tcW w:w="4847" w:type="dxa"/>
+            <w:vAlign w:val="center"/>
+          </w:tcPr>
+          <w:p>
+            <w:pPr>
+              <w:rPr>
+                <w:rFonts w:ascii="Calibri" w:hAnsi="Calibri" w:cs="Calibri"/>
+              </w:rPr>
+            </w:pPr>
+            <w:r>
+              <w:rPr>
+                <w:rFonts w:ascii="Calibri" w:hAnsi="Calibri" w:cs="Calibri"/>
+              </w:rPr>
+              <w:t>Gantt Chart Updated Project Schedule</w:t>
+            </w:r>
+          </w:p>
+        </w:tc>
+        <w:tc>
+          <w:tcPr>
+            <w:tcW w:w="2693" w:type="dxa"/>
+            <w:vAlign w:val="center"/>
+          </w:tcPr>
+          <w:p>
+            <w:pPr>
+              <w:rPr>
+                <w:rFonts w:ascii="Calibri" w:hAnsi="Calibri" w:cs="Calibri"/>
+              </w:rPr>
+            </w:pPr>
+            <w:r>
+              <w:rPr>
+                <w:rFonts w:ascii="Calibri" w:hAnsi="Calibri" w:cs="Calibri"/>
+              </w:rPr>
+              <w:t>Nathan, Win</w:t>
+            </w:r>
+          </w:p>
+        </w:tc>
+        <w:tc>
+          <w:tcPr>
+            <w:tcW w:w="1910" w:type="dxa"/>
+            <w:vAlign w:val="center"/>
+          </w:tcPr>
+          <w:p>
+            <w:pPr>
+              <w:rPr>
+                <w:rFonts w:ascii="Calibri" w:hAnsi="Calibri" w:cs="Calibri"/>
+              </w:rPr>
+            </w:pPr>
+            <w:r>
+              <w:rPr>
+                <w:rFonts w:ascii="Calibri" w:hAnsi="Calibri" w:cs="Calibri"/>
+              </w:rPr>
+              <w:t>22/05/2025</w:t>
+            </w:r>
+          </w:p>
+        </w:tc>
+      </w:tr>
+      <w:tr>
+        <w:tc>
+          <w:tcPr>
+            <w:tcW w:w="540" w:type="dxa"/>
+            <w:vAlign w:val="center"/>
+          </w:tcPr>
+          <w:p>
+            <w:pPr>
+              <w:numPr>
+                <w:ilvl w:val="0"/>
+                <w:numId w:val="20"/>
+              </w:numPr>
+              <w:ind w:left="346"/>
+              <w:rPr>
+                <w:rFonts w:ascii="Calibri" w:hAnsi="Calibri" w:cs="Calibri"/>
+              </w:rPr>
+            </w:pPr>
+          </w:p>
+        </w:tc>
+        <w:tc>
+          <w:tcPr>
+            <w:tcW w:w="4847" w:type="dxa"/>
+            <w:vAlign w:val="center"/>
+          </w:tcPr>
+          <w:p>
+            <w:pPr>
+              <w:rPr>
+                <w:rFonts w:ascii="Calibri" w:hAnsi="Calibri" w:cs="Calibri"/>
+              </w:rPr>
+            </w:pPr>
+            <w:r>
+              <w:rPr>
+                <w:rFonts w:ascii="Calibri" w:hAnsi="Calibri" w:cs="Calibri"/>
+              </w:rPr>
+              <w:t>Project Scope Fix</w:t>
+            </w:r>
+          </w:p>
+        </w:tc>
+        <w:tc>
+          <w:tcPr>
+            <w:tcW w:w="2693" w:type="dxa"/>
+            <w:vAlign w:val="center"/>
+          </w:tcPr>
+          <w:p>
+            <w:pPr>
+              <w:rPr>
+                <w:rFonts w:ascii="Calibri" w:hAnsi="Calibri" w:cs="Calibri"/>
+              </w:rPr>
+            </w:pPr>
+            <w:r>
+              <w:rPr>
+                <w:rFonts w:ascii="Calibri" w:hAnsi="Calibri" w:cs="Calibri"/>
+              </w:rPr>
+              <w:t>Thomas, Win</w:t>
+            </w:r>
+          </w:p>
+        </w:tc>
+        <w:tc>
+          <w:tcPr>
+            <w:tcW w:w="1910" w:type="dxa"/>
+            <w:vAlign w:val="center"/>
+          </w:tcPr>
+          <w:p>
+            <w:pPr>
+              <w:rPr>
+                <w:rFonts w:ascii="Calibri" w:hAnsi="Calibri" w:cs="Calibri"/>
+              </w:rPr>
+            </w:pPr>
+            <w:r>
+              <w:rPr>
+                <w:rFonts w:ascii="Calibri" w:hAnsi="Calibri" w:cs="Calibri"/>
+              </w:rPr>
+              <w:t>22/05/2025</w:t>
+            </w:r>
+          </w:p>
+        </w:tc>
+      </w:tr>
+      <w:tr>
+        <w:tc>
+          <w:tcPr>
+            <w:tcW w:w="540" w:type="dxa"/>
+            <w:vAlign w:val="center"/>
+          </w:tcPr>
+          <w:p>
+            <w:pPr>
+              <w:numPr>
+                <w:ilvl w:val="0"/>
+                <w:numId w:val="20"/>
+              </w:numPr>
+              <w:ind w:left="346"/>
+              <w:rPr>
+                <w:rFonts w:ascii="Calibri" w:hAnsi="Calibri" w:cs="Calibri"/>
+              </w:rPr>
+            </w:pPr>
+          </w:p>
+        </w:tc>
+        <w:tc>
+          <w:tcPr>
+            <w:tcW w:w="4847" w:type="dxa"/>
+            <w:vAlign w:val="center"/>
+          </w:tcPr>
+          <w:p>
+            <w:pPr>
+              <w:rPr>
+                <w:rFonts w:ascii="Calibri" w:hAnsi="Calibri" w:cs="Calibri"/>
+              </w:rPr>
+            </w:pPr>
+            <w:r>
+              <w:rPr>
+                <w:rFonts w:ascii="Calibri" w:hAnsi="Calibri" w:cs="Calibri"/>
+              </w:rPr>
+              <w:t>Proposal Document Fixing</w:t>
+            </w:r>
+          </w:p>
+        </w:tc>
+        <w:tc>
+          <w:tcPr>
+            <w:tcW w:w="2693" w:type="dxa"/>
+            <w:vAlign w:val="center"/>
+          </w:tcPr>
+          <w:p>
+            <w:pPr>
+              <w:rPr>
+                <w:rFonts w:ascii="Calibri" w:hAnsi="Calibri" w:cs="Calibri"/>
+              </w:rPr>
+            </w:pPr>
+            <w:r>
+              <w:rPr>
+                <w:rFonts w:ascii="Calibri" w:hAnsi="Calibri" w:cs="Calibri"/>
+              </w:rPr>
+              <w:t xml:space="preserve">Charmi, Kylie, Larissa, </w:t>
+            </w:r>
+            <w:proofErr w:type="spellStart"/>
+            <w:r>
+              <w:rPr>
+                <w:rFonts w:ascii="Calibri" w:hAnsi="Calibri" w:cs="Calibri"/>
+              </w:rPr>
+              <w:t>Zaf</w:t>
+            </w:r>
+            <w:proofErr w:type="spellEnd"/>
+          </w:p>
+        </w:tc>
+        <w:tc>
+          <w:tcPr>
+            <w:tcW w:w="1910" w:type="dxa"/>
+            <w:vAlign w:val="center"/>
+          </w:tcPr>
+          <w:p>
+            <w:pPr>
+              <w:rPr>
+                <w:rFonts w:ascii="Calibri" w:hAnsi="Calibri" w:cs="Calibri"/>
+              </w:rPr>
+            </w:pPr>
+            <w:r>
+              <w:rPr>
+                <w:rFonts w:ascii="Calibri" w:hAnsi="Calibri" w:cs="Calibri"/>
+              </w:rPr>
+              <w:t>22/05/2025</w:t>
+            </w:r>
+          </w:p>
+        </w:tc>
+      </w:tr>
+      <w:tr>
+        <w:tc>
+          <w:tcPr>
+            <w:tcW w:w="540" w:type="dxa"/>
+            <w:vAlign w:val="center"/>
+          </w:tcPr>
+          <w:p>
+            <w:pPr>
+              <w:numPr>
+                <w:ilvl w:val="0"/>
+                <w:numId w:val="20"/>
+              </w:numPr>
+              <w:ind w:left="346"/>
+              <w:rPr>
+                <w:rFonts w:ascii="Calibri" w:hAnsi="Calibri" w:cs="Calibri"/>
+              </w:rPr>
+            </w:pPr>
+          </w:p>
+        </w:tc>
+        <w:tc>
+          <w:tcPr>
+            <w:tcW w:w="4847" w:type="dxa"/>
+            <w:vAlign w:val="center"/>
+          </w:tcPr>
+          <w:p>
+            <w:pPr>
+              <w:rPr>
+                <w:rFonts w:ascii="Calibri" w:hAnsi="Calibri" w:cs="Calibri"/>
+              </w:rPr>
+            </w:pPr>
+            <w:r>
+              <w:rPr>
+                <w:rFonts w:ascii="Calibri" w:hAnsi="Calibri" w:cs="Calibri"/>
+              </w:rPr>
+              <w:t>Ubuntu IPv4 UDP Evaluation Run</w:t>
+            </w:r>
+          </w:p>
+        </w:tc>
+        <w:tc>
+          <w:tcPr>
+            <w:tcW w:w="2693" w:type="dxa"/>
+            <w:vAlign w:val="center"/>
+          </w:tcPr>
+          <w:p>
+            <w:pPr>
+              <w:rPr>
+                <w:rFonts w:ascii="Calibri" w:hAnsi="Calibri" w:cs="Calibri"/>
+              </w:rPr>
+            </w:pPr>
+            <w:r>
+              <w:rPr>
+                <w:rFonts w:ascii="Calibri" w:hAnsi="Calibri" w:cs="Calibri"/>
+              </w:rPr>
+              <w:t>Nathan, Win, Thomas</w:t>
+            </w:r>
+          </w:p>
+        </w:tc>
+        <w:tc>
+          <w:tcPr>
+            <w:tcW w:w="1910" w:type="dxa"/>
+            <w:vAlign w:val="center"/>
+          </w:tcPr>
+          <w:p>
+            <w:pPr>
+              <w:rPr>
+                <w:rFonts w:ascii="Calibri" w:hAnsi="Calibri" w:cs="Calibri"/>
+              </w:rPr>
+            </w:pPr>
+            <w:r>
+              <w:rPr>
+                <w:rFonts w:ascii="Calibri" w:hAnsi="Calibri" w:cs="Calibri"/>
+              </w:rPr>
+              <w:t>22/05/2025</w:t>
+            </w:r>
           </w:p>
         </w:tc>
       </w:tr>
@@ -2602,6 +3176,13 @@
               </w:rPr>
               <w:t>22/05/2025</w:t>
             </w:r>
+            <w:r>
+              <w:rPr>
+                <w:rFonts w:ascii="Calibri" w:hAnsi="Calibri" w:cs="Calibri"/>
+                <w:bCs/>
+              </w:rPr>
+              <w:t xml:space="preserve"> (Client Meeting)</w:t>
+            </w:r>
           </w:p>
         </w:tc>
         <w:tc>
@@ -2741,23 +3322,39 @@
       <w:tr>
         <w:tc>
           <w:tcPr>
-            <w:tcW w:w="9990" w:type="dxa"/>
-            <w:gridSpan w:val="3"/>
-            <w:vAlign w:val="center"/>
-          </w:tcPr>
-          <w:p>
-            <w:pPr>
-              <w:rPr>
-                <w:rFonts w:ascii="Calibri" w:hAnsi="Calibri" w:cs="Calibri"/>
-                <w:i/>
-              </w:rPr>
-            </w:pPr>
-            <w:r>
-              <w:rPr>
-                <w:rFonts w:ascii="Calibri" w:hAnsi="Calibri" w:cs="Calibri"/>
-                <w:i/>
-              </w:rPr>
-              <w:t>Action Items to be discussed in the next meeting:</w:t>
+            <w:tcW w:w="540" w:type="dxa"/>
+            <w:vAlign w:val="center"/>
+          </w:tcPr>
+          <w:p>
+            <w:pPr>
+              <w:numPr>
+                <w:ilvl w:val="0"/>
+                <w:numId w:val="12"/>
+              </w:numPr>
+              <w:ind w:left="252" w:hanging="208"/>
+              <w:rPr>
+                <w:rFonts w:ascii="Calibri" w:hAnsi="Calibri" w:cs="Calibri"/>
+              </w:rPr>
+            </w:pPr>
+          </w:p>
+        </w:tc>
+        <w:tc>
+          <w:tcPr>
+            <w:tcW w:w="9450" w:type="dxa"/>
+            <w:gridSpan w:val="2"/>
+            <w:vAlign w:val="center"/>
+          </w:tcPr>
+          <w:p>
+            <w:pPr>
+              <w:rPr>
+                <w:rFonts w:ascii="Calibri" w:hAnsi="Calibri" w:cs="Calibri"/>
+              </w:rPr>
+            </w:pPr>
+            <w:r>
+              <w:rPr>
+                <w:rFonts w:ascii="Calibri" w:hAnsi="Calibri" w:cs="Calibri"/>
+              </w:rPr>
+              <w:t>Discussion on Mid Term Review Status Report</w:t>
             </w:r>
           </w:p>
         </w:tc>
@@ -2772,9 +3369,9 @@
             <w:pPr>
               <w:numPr>
                 <w:ilvl w:val="0"/>
-                <w:numId w:val="17"/>
+                <w:numId w:val="12"/>
               </w:numPr>
-              <w:ind w:left="245" w:hanging="202"/>
+              <w:ind w:left="252" w:hanging="208"/>
               <w:rPr>
                 <w:rFonts w:ascii="Calibri" w:hAnsi="Calibri" w:cs="Calibri"/>
               </w:rPr>
@@ -2793,6 +3390,12 @@
                 <w:rFonts w:ascii="Calibri" w:hAnsi="Calibri" w:cs="Calibri"/>
               </w:rPr>
             </w:pPr>
+            <w:r>
+              <w:rPr>
+                <w:rFonts w:ascii="Calibri" w:hAnsi="Calibri" w:cs="Calibri"/>
+              </w:rPr>
+              <w:t xml:space="preserve">Questions regarding the Mid Term Presentation </w:t>
+            </w:r>
           </w:p>
         </w:tc>
       </w:tr>
@@ -4636,6 +5239,155 @@
     </w:lvl>
   </w:abstractNum>
   <w:abstractNum w:abstractNumId="16" w15:restartNumberingAfterBreak="0">
+    <w:nsid w:val="3E8111BC"/>
+    <w:multiLevelType w:val="multilevel"/>
+    <w:tmpl w:val="0C82484A"/>
+    <w:lvl w:ilvl="0">
+      <w:start w:val="1"/>
+      <w:numFmt w:val="bullet"/>
+      <w:lvlText w:val=""/>
+      <w:lvlJc w:val="left"/>
+      <w:pPr>
+        <w:tabs>
+          <w:tab w:val="num" w:pos="720"/>
+        </w:tabs>
+        <w:ind w:left="720" w:hanging="360"/>
+      </w:pPr>
+      <w:rPr>
+        <w:rFonts w:ascii="Symbol" w:hAnsi="Symbol" w:hint="default"/>
+        <w:sz w:val="20"/>
+      </w:rPr>
+    </w:lvl>
+    <w:lvl w:ilvl="1">
+      <w:start w:val="1"/>
+      <w:numFmt w:val="bullet"/>
+      <w:lvlText w:val=""/>
+      <w:lvlJc w:val="left"/>
+      <w:pPr>
+        <w:tabs>
+          <w:tab w:val="num" w:pos="1440"/>
+        </w:tabs>
+        <w:ind w:left="1440" w:hanging="360"/>
+      </w:pPr>
+      <w:rPr>
+        <w:rFonts w:ascii="Symbol" w:hAnsi="Symbol" w:hint="default"/>
+        <w:sz w:val="20"/>
+      </w:rPr>
+    </w:lvl>
+    <w:lvl w:ilvl="2">
+      <w:start w:val="1"/>
+      <w:numFmt w:val="bullet"/>
+      <w:lvlText w:val=""/>
+      <w:lvlJc w:val="left"/>
+      <w:pPr>
+        <w:tabs>
+          <w:tab w:val="num" w:pos="2160"/>
+        </w:tabs>
+        <w:ind w:left="2160" w:hanging="360"/>
+      </w:pPr>
+      <w:rPr>
+        <w:rFonts w:ascii="Symbol" w:hAnsi="Symbol" w:hint="default"/>
+        <w:sz w:val="20"/>
+      </w:rPr>
+    </w:lvl>
+    <w:lvl w:ilvl="3">
+      <w:start w:val="1"/>
+      <w:numFmt w:val="bullet"/>
+      <w:lvlText w:val=""/>
+      <w:lvlJc w:val="left"/>
+      <w:pPr>
+        <w:tabs>
+          <w:tab w:val="num" w:pos="2880"/>
+        </w:tabs>
+        <w:ind w:left="2880" w:hanging="360"/>
+      </w:pPr>
+      <w:rPr>
+        <w:rFonts w:ascii="Symbol" w:hAnsi="Symbol" w:hint="default"/>
+        <w:sz w:val="20"/>
+      </w:rPr>
+    </w:lvl>
+    <w:lvl w:ilvl="4">
+      <w:start w:val="1"/>
+      <w:numFmt w:val="bullet"/>
+      <w:lvlText w:val=""/>
+      <w:lvlJc w:val="left"/>
+      <w:pPr>
+        <w:tabs>
+          <w:tab w:val="num" w:pos="3600"/>
+        </w:tabs>
+        <w:ind w:left="3600" w:hanging="360"/>
+      </w:pPr>
+      <w:rPr>
+        <w:rFonts w:ascii="Symbol" w:hAnsi="Symbol" w:hint="default"/>
+        <w:sz w:val="20"/>
+      </w:rPr>
+    </w:lvl>
+    <w:lvl w:ilvl="5">
+      <w:start w:val="1"/>
+      <w:numFmt w:val="bullet"/>
+      <w:lvlText w:val=""/>
+      <w:lvlJc w:val="left"/>
+      <w:pPr>
+        <w:tabs>
+          <w:tab w:val="num" w:pos="4320"/>
+        </w:tabs>
+        <w:ind w:left="4320" w:hanging="360"/>
+      </w:pPr>
+      <w:rPr>
+        <w:rFonts w:ascii="Symbol" w:hAnsi="Symbol" w:hint="default"/>
+        <w:sz w:val="20"/>
+      </w:rPr>
+    </w:lvl>
+    <w:lvl w:ilvl="6">
+      <w:start w:val="1"/>
+      <w:numFmt w:val="bullet"/>
+      <w:lvlText w:val=""/>
+      <w:lvlJc w:val="left"/>
+      <w:pPr>
+        <w:tabs>
+          <w:tab w:val="num" w:pos="5040"/>
+        </w:tabs>
+        <w:ind w:left="5040" w:hanging="360"/>
+      </w:pPr>
+      <w:rPr>
+        <w:rFonts w:ascii="Symbol" w:hAnsi="Symbol" w:hint="default"/>
+        <w:sz w:val="20"/>
+      </w:rPr>
+    </w:lvl>
+    <w:lvl w:ilvl="7">
+      <w:start w:val="1"/>
+      <w:numFmt w:val="bullet"/>
+      <w:lvlText w:val=""/>
+      <w:lvlJc w:val="left"/>
+      <w:pPr>
+        <w:tabs>
+          <w:tab w:val="num" w:pos="5760"/>
+        </w:tabs>
+        <w:ind w:left="5760" w:hanging="360"/>
+      </w:pPr>
+      <w:rPr>
+        <w:rFonts w:ascii="Symbol" w:hAnsi="Symbol" w:hint="default"/>
+        <w:sz w:val="20"/>
+      </w:rPr>
+    </w:lvl>
+    <w:lvl w:ilvl="8">
+      <w:start w:val="1"/>
+      <w:numFmt w:val="bullet"/>
+      <w:lvlText w:val=""/>
+      <w:lvlJc w:val="left"/>
+      <w:pPr>
+        <w:tabs>
+          <w:tab w:val="num" w:pos="6480"/>
+        </w:tabs>
+        <w:ind w:left="6480" w:hanging="360"/>
+      </w:pPr>
+      <w:rPr>
+        <w:rFonts w:ascii="Symbol" w:hAnsi="Symbol" w:hint="default"/>
+        <w:sz w:val="20"/>
+      </w:rPr>
+    </w:lvl>
+  </w:abstractNum>
+  <w:abstractNum w:abstractNumId="17" w15:restartNumberingAfterBreak="0">
     <w:nsid w:val="49FA380A"/>
     <w:multiLevelType w:val="hybridMultilevel"/>
     <w:tmpl w:val="1676110C"/>
@@ -4724,7 +5476,7 @@
       </w:pPr>
     </w:lvl>
   </w:abstractNum>
-  <w:abstractNum w:abstractNumId="17" w15:restartNumberingAfterBreak="0">
+  <w:abstractNum w:abstractNumId="18" w15:restartNumberingAfterBreak="0">
     <w:nsid w:val="4FAA006A"/>
     <w:multiLevelType w:val="hybridMultilevel"/>
     <w:tmpl w:val="94EA5074"/>
@@ -4810,7 +5562,7 @@
       </w:pPr>
     </w:lvl>
   </w:abstractNum>
-  <w:abstractNum w:abstractNumId="18" w15:restartNumberingAfterBreak="0">
+  <w:abstractNum w:abstractNumId="19" w15:restartNumberingAfterBreak="0">
     <w:nsid w:val="55BA79B2"/>
     <w:multiLevelType w:val="hybridMultilevel"/>
     <w:tmpl w:val="47A4BE96"/>
@@ -4923,7 +5675,7 @@
       </w:rPr>
     </w:lvl>
   </w:abstractNum>
-  <w:abstractNum w:abstractNumId="19" w15:restartNumberingAfterBreak="0">
+  <w:abstractNum w:abstractNumId="20" w15:restartNumberingAfterBreak="0">
     <w:nsid w:val="61E5548B"/>
     <w:multiLevelType w:val="hybridMultilevel"/>
     <w:tmpl w:val="8570A53A"/>
@@ -5012,7 +5764,7 @@
       </w:pPr>
     </w:lvl>
   </w:abstractNum>
-  <w:abstractNum w:abstractNumId="20" w15:restartNumberingAfterBreak="0">
+  <w:abstractNum w:abstractNumId="21" w15:restartNumberingAfterBreak="0">
     <w:nsid w:val="65B065B4"/>
     <w:multiLevelType w:val="hybridMultilevel"/>
     <w:tmpl w:val="5D700912"/>
@@ -5126,7 +5878,7 @@
       </w:rPr>
     </w:lvl>
   </w:abstractNum>
-  <w:abstractNum w:abstractNumId="21" w15:restartNumberingAfterBreak="0">
+  <w:abstractNum w:abstractNumId="22" w15:restartNumberingAfterBreak="0">
     <w:nsid w:val="6A13259E"/>
     <w:multiLevelType w:val="hybridMultilevel"/>
     <w:tmpl w:val="8A1E19CA"/>
@@ -5239,7 +5991,7 @@
       </w:rPr>
     </w:lvl>
   </w:abstractNum>
-  <w:abstractNum w:abstractNumId="22" w15:restartNumberingAfterBreak="0">
+  <w:abstractNum w:abstractNumId="23" w15:restartNumberingAfterBreak="0">
     <w:nsid w:val="6C704C18"/>
     <w:multiLevelType w:val="hybridMultilevel"/>
     <w:tmpl w:val="67D27778"/>
@@ -5328,7 +6080,7 @@
       </w:pPr>
     </w:lvl>
   </w:abstractNum>
-  <w:abstractNum w:abstractNumId="23" w15:restartNumberingAfterBreak="0">
+  <w:abstractNum w:abstractNumId="24" w15:restartNumberingAfterBreak="0">
     <w:nsid w:val="73560715"/>
     <w:multiLevelType w:val="hybridMultilevel"/>
     <w:tmpl w:val="BECE77BE"/>
@@ -5414,7 +6166,7 @@
       </w:pPr>
     </w:lvl>
   </w:abstractNum>
-  <w:abstractNum w:abstractNumId="24" w15:restartNumberingAfterBreak="0">
+  <w:abstractNum w:abstractNumId="25" w15:restartNumberingAfterBreak="0">
     <w:nsid w:val="74AA6EC1"/>
     <w:multiLevelType w:val="hybridMultilevel"/>
     <w:tmpl w:val="8570A53A"/>
@@ -5503,7 +6255,7 @@
       </w:pPr>
     </w:lvl>
   </w:abstractNum>
-  <w:abstractNum w:abstractNumId="25" w15:restartNumberingAfterBreak="0">
+  <w:abstractNum w:abstractNumId="26" w15:restartNumberingAfterBreak="0">
     <w:nsid w:val="77AC42FB"/>
     <w:multiLevelType w:val="hybridMultilevel"/>
     <w:tmpl w:val="BECE77BE"/>
@@ -5589,7 +6341,7 @@
       </w:pPr>
     </w:lvl>
   </w:abstractNum>
-  <w:abstractNum w:abstractNumId="26" w15:restartNumberingAfterBreak="0">
+  <w:abstractNum w:abstractNumId="27" w15:restartNumberingAfterBreak="0">
     <w:nsid w:val="7FAD6242"/>
     <w:multiLevelType w:val="hybridMultilevel"/>
     <w:tmpl w:val="41E0A87A"/>
@@ -5708,7 +6460,7 @@
     <w:abstractNumId w:val="14"/>
   </w:num>
   <w:num w:numId="3" w16cid:durableId="1871723137">
-    <w:abstractNumId w:val="20"/>
+    <w:abstractNumId w:val="21"/>
   </w:num>
   <w:num w:numId="4" w16cid:durableId="466747827">
     <w:abstractNumId w:val="7"/>
@@ -5720,7 +6472,7 @@
     <w:abstractNumId w:val="10"/>
   </w:num>
   <w:num w:numId="7" w16cid:durableId="145901084">
-    <w:abstractNumId w:val="17"/>
+    <w:abstractNumId w:val="18"/>
   </w:num>
   <w:num w:numId="8" w16cid:durableId="1516842437">
     <w:abstractNumId w:val="5"/>
@@ -5729,19 +6481,19 @@
     <w:abstractNumId w:val="12"/>
   </w:num>
   <w:num w:numId="10" w16cid:durableId="897014304">
-    <w:abstractNumId w:val="22"/>
+    <w:abstractNumId w:val="23"/>
   </w:num>
   <w:num w:numId="11" w16cid:durableId="882012758">
-    <w:abstractNumId w:val="16"/>
+    <w:abstractNumId w:val="17"/>
   </w:num>
   <w:num w:numId="12" w16cid:durableId="702285785">
-    <w:abstractNumId w:val="24"/>
+    <w:abstractNumId w:val="25"/>
   </w:num>
   <w:num w:numId="13" w16cid:durableId="762915624">
     <w:abstractNumId w:val="6"/>
   </w:num>
   <w:num w:numId="14" w16cid:durableId="1239755907">
-    <w:abstractNumId w:val="19"/>
+    <w:abstractNumId w:val="20"/>
   </w:num>
   <w:num w:numId="15" w16cid:durableId="1728913164">
     <w:abstractNumId w:val="8"/>
@@ -5753,7 +6505,7 @@
     <w:abstractNumId w:val="4"/>
   </w:num>
   <w:num w:numId="18" w16cid:durableId="312878469">
-    <w:abstractNumId w:val="25"/>
+    <w:abstractNumId w:val="26"/>
   </w:num>
   <w:num w:numId="19" w16cid:durableId="600650231">
     <w:abstractNumId w:val="1"/>
@@ -5762,13 +6514,13 @@
     <w:abstractNumId w:val="13"/>
   </w:num>
   <w:num w:numId="21" w16cid:durableId="1710757090">
-    <w:abstractNumId w:val="23"/>
+    <w:abstractNumId w:val="24"/>
   </w:num>
   <w:num w:numId="22" w16cid:durableId="1920406931">
-    <w:abstractNumId w:val="21"/>
+    <w:abstractNumId w:val="22"/>
   </w:num>
   <w:num w:numId="23" w16cid:durableId="603221781">
-    <w:abstractNumId w:val="18"/>
+    <w:abstractNumId w:val="19"/>
   </w:num>
   <w:num w:numId="24" w16cid:durableId="1770344943">
     <w:abstractNumId w:val="3"/>
@@ -5780,7 +6532,19 @@
     <w:abstractNumId w:val="15"/>
   </w:num>
   <w:num w:numId="27" w16cid:durableId="1961102865">
-    <w:abstractNumId w:val="26"/>
+    <w:abstractNumId w:val="27"/>
+  </w:num>
+  <w:num w:numId="28" w16cid:durableId="869103010">
+    <w:abstractNumId w:val="16"/>
+    <w:lvlOverride w:ilvl="0"/>
+    <w:lvlOverride w:ilvl="1"/>
+    <w:lvlOverride w:ilvl="2"/>
+    <w:lvlOverride w:ilvl="3"/>
+    <w:lvlOverride w:ilvl="4"/>
+    <w:lvlOverride w:ilvl="5"/>
+    <w:lvlOverride w:ilvl="6"/>
+    <w:lvlOverride w:ilvl="7"/>
+    <w:lvlOverride w:ilvl="8"/>
   </w:num>
 </w:numbering>
 </file>
@@ -5791,7 +6555,7 @@
     <w:rPrDefault>
       <w:rPr>
         <w:rFonts w:ascii="Times New Roman" w:eastAsia="Times New Roman" w:hAnsi="Times New Roman" w:cs="Times New Roman"/>
-        <w:lang w:val="en-AU" w:eastAsia="en-AU" w:bidi="ar-SA"/>
+        <w:lang w:val="en-NZ" w:eastAsia="en-NZ" w:bidi="my-MM"/>
       </w:rPr>
     </w:rPrDefault>
     <w:pPrDefault/>
@@ -6084,7 +6848,7 @@
     <w:rPr>
       <w:sz w:val="24"/>
       <w:szCs w:val="24"/>
-      <w:lang w:val="en-NZ" w:eastAsia="en-US"/>
+      <w:lang w:eastAsia="en-US"/>
     </w:rPr>
   </w:style>
   <w:style w:type="character" w:default="1" w:styleId="DefaultParagraphFont">
@@ -6145,16 +6909,7 @@
     <w:name w:val="Table Grid"/>
     <w:basedOn w:val="TableNormal"/>
     <w:rsid w:val="00076A72"/>
-    <w:tblPr>
-      <w:tblBorders>
-        <w:top w:val="single" w:sz="4" w:space="0" w:color="auto"/>
-        <w:left w:val="single" w:sz="4" w:space="0" w:color="auto"/>
-        <w:bottom w:val="single" w:sz="4" w:space="0" w:color="auto"/>
-        <w:right w:val="single" w:sz="4" w:space="0" w:color="auto"/>
-        <w:insideH w:val="single" w:sz="4" w:space="0" w:color="auto"/>
-        <w:insideV w:val="single" w:sz="4" w:space="0" w:color="auto"/>
-      </w:tblBorders>
-    </w:tblPr>
+    <w:tblPr/>
   </w:style>
   <w:style w:type="paragraph" w:styleId="BalloonText">
     <w:name w:val="Balloon Text"/>

--- a/03-Communication-and-Teamwork/Meetings/Minutes/Team-Meetings/Meeting Minutes 2025-05-15 (Team).docx
+++ b/03-Communication-and-Teamwork/Meetings/Minutes/Team-Meetings/Meeting Minutes 2025-05-15 (Team).docx
@@ -2,13 +2,6 @@
 <file path=word/document.xml><?xml version="1.0" encoding="utf-8"?>
 <w:document xmlns:wpc="http://schemas.microsoft.com/office/word/2010/wordprocessingCanvas" xmlns:cx="http://schemas.microsoft.com/office/drawing/2014/chartex" xmlns:cx1="http://schemas.microsoft.com/office/drawing/2015/9/8/chartex" xmlns:cx2="http://schemas.microsoft.com/office/drawing/2015/10/21/chartex" xmlns:cx3="http://schemas.microsoft.com/office/drawing/2016/5/9/chartex" xmlns:cx4="http://schemas.microsoft.com/office/drawing/2016/5/10/chartex" xmlns:cx5="http://schemas.microsoft.com/office/drawing/2016/5/11/chartex" xmlns:cx6="http://schemas.microsoft.com/office/drawing/2016/5/12/chartex" xmlns:cx7="http://schemas.microsoft.com/office/drawing/2016/5/13/chartex" xmlns:cx8="http://schemas.microsoft.com/office/drawing/2016/5/14/chartex" xmlns:mc="http://schemas.openxmlformats.org/markup-compatibility/2006" xmlns:aink="http://schemas.microsoft.com/office/drawing/2016/ink" xmlns:am3d="http://schemas.microsoft.com/office/drawing/2017/model3d" xmlns:o="urn:schemas-microsoft-com:office:office" xmlns:oel="http://schemas.microsoft.com/office/2019/extlst" xmlns:r="http://schemas.openxmlformats.org/officeDocument/2006/relationships" xmlns:m="http://schemas.openxmlformats.org/officeDocument/2006/math" xmlns:v="urn:schemas-microsoft-com:vml" xmlns:wp14="http://schemas.microsoft.com/office/word/2010/wordprocessingDrawing" xmlns:wp="http://schemas.openxmlformats.org/drawingml/2006/wordprocessingDrawing" xmlns:w10="urn:schemas-microsoft-com:office:word" xmlns:w="http://schemas.openxmlformats.org/wordprocessingml/2006/main" xmlns:w14="http://schemas.microsoft.com/office/word/2010/wordml" xmlns:w15="http://schemas.microsoft.com/office/word/2012/wordml" xmlns:w16cex="http://schemas.microsoft.com/office/word/2018/wordml/cex" xmlns:w16cid="http://schemas.microsoft.com/office/word/2016/wordml/cid" xmlns:w16="http://schemas.microsoft.com/office/word/2018/wordml" xmlns:w16du="http://schemas.microsoft.com/office/word/2023/wordml/word16du" xmlns:w16sdtdh="http://schemas.microsoft.com/office/word/2020/wordml/sdtdatahash" xmlns:w16sdtfl="http://schemas.microsoft.com/office/word/2024/wordml/sdtformatlock" xmlns:w16se="http://schemas.microsoft.com/office/word/2015/wordml/symex" xmlns:wpg="http://schemas.microsoft.com/office/word/2010/wordprocessingGroup" xmlns:wpi="http://schemas.microsoft.com/office/word/2010/wordprocessingInk" xmlns:wne="http://schemas.microsoft.com/office/word/2006/wordml" xmlns:wps="http://schemas.microsoft.com/office/word/2010/wordprocessingShape" mc:Ignorable="w14 w15 w16se w16cid w16 w16cex w16sdtdh w16sdtfl w16du wp14">
   <w:body>
-    <w:p>
-      <w:pPr>
-        <w:rPr>
-          <w:rFonts w:ascii="Calibri" w:hAnsi="Calibri" w:cs="Calibri"/>
-        </w:rPr>
-      </w:pPr>
-    </w:p>
     <w:p>
       <w:pPr>
         <w:jc w:val="center"/>
@@ -485,7 +478,14 @@
                 <w:rFonts w:ascii="Calibri" w:hAnsi="Calibri" w:cs="Calibri"/>
                 <w:bCs/>
               </w:rPr>
-              <w:t>1.0</w:t>
+              <w:t>1.</w:t>
+            </w:r>
+            <w:r>
+              <w:rPr>
+                <w:rFonts w:ascii="Calibri" w:hAnsi="Calibri" w:cs="Calibri"/>
+                <w:bCs/>
+              </w:rPr>
+              <w:t>1</w:t>
             </w:r>
           </w:p>
         </w:tc>
@@ -810,6 +810,7 @@
         <w:tc>
           <w:tcPr>
             <w:tcW w:w="5940" w:type="dxa"/>
+            <w:vAlign w:val="center"/>
           </w:tcPr>
           <w:p>
             <w:pPr>
@@ -821,6 +822,52 @@
             <w:r>
               <w:rPr>
                 <w:rFonts w:ascii="Calibri" w:hAnsi="Calibri" w:cs="Calibri"/>
+                <w:b/>
+                <w:bCs/>
+                <w:i/>
+              </w:rPr>
+              <w:t>Names</w:t>
+            </w:r>
+          </w:p>
+        </w:tc>
+        <w:tc>
+          <w:tcPr>
+            <w:tcW w:w="4050" w:type="dxa"/>
+            <w:vAlign w:val="center"/>
+          </w:tcPr>
+          <w:p>
+            <w:pPr>
+              <w:rPr>
+                <w:rFonts w:ascii="Calibri" w:hAnsi="Calibri" w:cs="Calibri"/>
+                <w:i/>
+              </w:rPr>
+            </w:pPr>
+            <w:r>
+              <w:rPr>
+                <w:rFonts w:ascii="Calibri" w:hAnsi="Calibri" w:cs="Calibri"/>
+                <w:b/>
+                <w:bCs/>
+                <w:i/>
+              </w:rPr>
+              <w:t>Representing</w:t>
+            </w:r>
+          </w:p>
+        </w:tc>
+      </w:tr>
+      <w:tr>
+        <w:tc>
+          <w:tcPr>
+            <w:tcW w:w="5940" w:type="dxa"/>
+          </w:tcPr>
+          <w:p>
+            <w:pPr>
+              <w:rPr>
+                <w:rFonts w:ascii="Calibri" w:hAnsi="Calibri" w:cs="Calibri"/>
+              </w:rPr>
+            </w:pPr>
+            <w:r>
+              <w:rPr>
+                <w:rFonts w:ascii="Calibri" w:hAnsi="Calibri" w:cs="Calibri"/>
               </w:rPr>
               <w:t>Zafar Azad</w:t>
             </w:r>
@@ -835,7 +882,6 @@
             <w:pPr>
               <w:rPr>
                 <w:rFonts w:ascii="Calibri" w:hAnsi="Calibri" w:cs="Calibri"/>
-                <w:i/>
               </w:rPr>
             </w:pPr>
             <w:r>
@@ -946,13 +992,7 @@
               <w:rPr>
                 <w:rFonts w:ascii="Calibri" w:hAnsi="Calibri" w:cs="Calibri"/>
               </w:rPr>
-              <w:t xml:space="preserve">Nathan </w:t>
-            </w:r>
-            <w:r>
-              <w:rPr>
-                <w:rFonts w:ascii="Calibri" w:hAnsi="Calibri" w:cs="Calibri"/>
-              </w:rPr>
-              <w:t>Quai Hoi</w:t>
+              <w:t>Nathan Quai Hoi</w:t>
             </w:r>
           </w:p>
         </w:tc>
@@ -1166,6 +1206,7 @@
           <w:rFonts w:ascii="Calibri" w:hAnsi="Calibri" w:cs="Calibri"/>
           <w:b/>
         </w:rPr>
+        <w:lastRenderedPageBreak/>
         <w:t>Agenda</w:t>
       </w:r>
     </w:p>
@@ -2518,6 +2559,9 @@
         </w:tc>
       </w:tr>
       <w:tr>
+        <w:trPr>
+          <w:trHeight w:val="99"/>
+        </w:trPr>
         <w:tc>
           <w:tcPr>
             <w:tcW w:w="540" w:type="dxa"/>
@@ -2583,6 +2627,14 @@
           <w:rFonts w:ascii="Calibri" w:hAnsi="Calibri" w:cs="Calibri"/>
           <w:b/>
         </w:rPr>
+        <w:br w:type="page"/>
+      </w:r>
+      <w:r>
+        <w:rPr>
+          <w:rFonts w:ascii="Calibri" w:hAnsi="Calibri" w:cs="Calibri"/>
+          <w:b/>
+        </w:rPr>
+        <w:lastRenderedPageBreak/>
         <w:t>Summary of Action Items</w:t>
       </w:r>
     </w:p>
@@ -2810,7 +2862,19 @@
               <w:rPr>
                 <w:rFonts w:ascii="Calibri" w:hAnsi="Calibri" w:cs="Calibri"/>
               </w:rPr>
-              <w:t>Gantt Chart Updated Project Schedule</w:t>
+              <w:t xml:space="preserve">Gantt Chart </w:t>
+            </w:r>
+            <w:r>
+              <w:rPr>
+                <w:rFonts w:ascii="Calibri" w:hAnsi="Calibri" w:cs="Calibri"/>
+              </w:rPr>
+              <w:t>u</w:t>
+            </w:r>
+            <w:r>
+              <w:rPr>
+                <w:rFonts w:ascii="Calibri" w:hAnsi="Calibri" w:cs="Calibri"/>
+              </w:rPr>
+              <w:t>pdated Project Schedule</w:t>
             </w:r>
           </w:p>
         </w:tc>
@@ -2887,7 +2951,19 @@
               <w:rPr>
                 <w:rFonts w:ascii="Calibri" w:hAnsi="Calibri" w:cs="Calibri"/>
               </w:rPr>
-              <w:t>Project Scope Fix</w:t>
+              <w:t xml:space="preserve">Project Scope </w:t>
+            </w:r>
+            <w:r>
+              <w:rPr>
+                <w:rFonts w:ascii="Calibri" w:hAnsi="Calibri" w:cs="Calibri"/>
+              </w:rPr>
+              <w:t>f</w:t>
+            </w:r>
+            <w:r>
+              <w:rPr>
+                <w:rFonts w:ascii="Calibri" w:hAnsi="Calibri" w:cs="Calibri"/>
+              </w:rPr>
+              <w:t>ix</w:t>
             </w:r>
           </w:p>
         </w:tc>
@@ -3176,13 +3252,6 @@
               </w:rPr>
               <w:t>22/05/2025</w:t>
             </w:r>
-            <w:r>
-              <w:rPr>
-                <w:rFonts w:ascii="Calibri" w:hAnsi="Calibri" w:cs="Calibri"/>
-                <w:bCs/>
-              </w:rPr>
-              <w:t xml:space="preserve"> (Client Meeting)</w:t>
-            </w:r>
           </w:p>
         </w:tc>
         <w:tc>
@@ -3400,6 +3469,14 @@
         </w:tc>
       </w:tr>
     </w:tbl>
+    <w:p>
+      <w:pPr>
+        <w:rPr>
+          <w:rFonts w:ascii="Calibri" w:hAnsi="Calibri" w:cs="Calibri"/>
+          <w:b/>
+        </w:rPr>
+      </w:pPr>
+    </w:p>
     <w:p>
       <w:pPr>
         <w:rPr>
@@ -6536,15 +6613,6 @@
   </w:num>
   <w:num w:numId="28" w16cid:durableId="869103010">
     <w:abstractNumId w:val="16"/>
-    <w:lvlOverride w:ilvl="0"/>
-    <w:lvlOverride w:ilvl="1"/>
-    <w:lvlOverride w:ilvl="2"/>
-    <w:lvlOverride w:ilvl="3"/>
-    <w:lvlOverride w:ilvl="4"/>
-    <w:lvlOverride w:ilvl="5"/>
-    <w:lvlOverride w:ilvl="6"/>
-    <w:lvlOverride w:ilvl="7"/>
-    <w:lvlOverride w:ilvl="8"/>
   </w:num>
 </w:numbering>
 </file>
@@ -6555,7 +6623,7 @@
     <w:rPrDefault>
       <w:rPr>
         <w:rFonts w:ascii="Times New Roman" w:eastAsia="Times New Roman" w:hAnsi="Times New Roman" w:cs="Times New Roman"/>
-        <w:lang w:val="en-NZ" w:eastAsia="en-NZ" w:bidi="my-MM"/>
+        <w:lang w:val="en-AU" w:eastAsia="en-AU" w:bidi="ar-SA"/>
       </w:rPr>
     </w:rPrDefault>
     <w:pPrDefault/>
@@ -6848,7 +6916,7 @@
     <w:rPr>
       <w:sz w:val="24"/>
       <w:szCs w:val="24"/>
-      <w:lang w:eastAsia="en-US"/>
+      <w:lang w:val="en-NZ" w:eastAsia="en-US" w:bidi="my-MM"/>
     </w:rPr>
   </w:style>
   <w:style w:type="character" w:default="1" w:styleId="DefaultParagraphFont">
